--- a/js vanilla.docx
+++ b/js vanilla.docx
@@ -1950,6 +1950,699 @@
           <w:rtl w:val="0"/>
         </w:rPr>
         <w:t xml:space="preserve"> en JavaScript. ¡Es como ponerle un disfraz prefabricado!</w:t>
+      </w:r>
+    </w:p>
+    <w:p>
+      <w:pPr>
+        <w:rPr/>
+      </w:pPr>
+      <w:r>
+        <w:br w:type="page"/>
+      </w:r>
+      <w:r>
+        <w:rPr>
+          <w:rtl w:val="0"/>
+        </w:rPr>
+      </w:r>
+    </w:p>
+    <w:p>
+      <w:pPr>
+        <w:pStyle w:val="Heading3"/>
+        <w:keepNext w:val="0"/>
+        <w:keepLines w:val="0"/>
+        <w:spacing w:before="280" w:lineRule="auto"/>
+        <w:rPr>
+          <w:b w:val="1"/>
+          <w:bCs w:val="1"/>
+          <w:color w:val="000000"/>
+          <w:sz w:val="26"/>
+          <w:szCs w:val="26"/>
+        </w:rPr>
+      </w:pPr>
+      <w:bookmarkStart w:colFirst="0" w:colLast="0" w:name="_iwivydciubuy" w:id="4"/>
+      <w:bookmarkEnd w:id="4"/>
+      <w:r>
+        <w:rPr>
+          <w:b w:val="1"/>
+          <w:bCs w:val="1"/>
+          <w:color w:val="000000"/>
+          <w:sz w:val="26"/>
+          <w:szCs w:val="26"/>
+          <w:rtl w:val="0"/>
+        </w:rPr>
+        <w:t xml:space="preserve">🎭 Misiones de Transformación Total (HTML + CSS + JS)</w:t>
+      </w:r>
+    </w:p>
+    <w:p>
+      <w:pPr>
+        <w:numPr>
+          <w:ilvl w:val="0"/>
+          <w:numId w:val="5"/>
+        </w:numPr>
+        <w:spacing w:after="0" w:afterAutospacing="0" w:before="240" w:lineRule="auto"/>
+        <w:ind w:left="720" w:hanging="360"/>
+      </w:pPr>
+      <w:r>
+        <w:rPr>
+          <w:b w:val="1"/>
+          <w:bCs w:val="1"/>
+          <w:rtl w:val="0"/>
+        </w:rPr>
+        <w:t xml:space="preserve">Misión: El Modo Nocturno (El interruptor mágico).</w:t>
+      </w:r>
+    </w:p>
+    <w:p>
+      <w:pPr>
+        <w:numPr>
+          <w:ilvl w:val="1"/>
+          <w:numId w:val="5"/>
+        </w:numPr>
+        <w:spacing w:after="0" w:afterAutospacing="0" w:before="0" w:beforeAutospacing="0" w:lineRule="auto"/>
+        <w:ind w:left="1440" w:hanging="360"/>
+      </w:pPr>
+      <w:r>
+        <w:rPr>
+          <w:b w:val="1"/>
+          <w:bCs w:val="1"/>
+          <w:rtl w:val="0"/>
+        </w:rPr>
+        <w:t xml:space="preserve">El Reto:</w:t>
+      </w:r>
+      <w:r>
+        <w:rPr>
+          <w:rtl w:val="0"/>
+        </w:rPr>
+        <w:t xml:space="preserve"> Crea una página con título y texto. En CSS, crea una clase llamada </w:t>
+      </w:r>
+      <w:r>
+        <w:rPr>
+          <w:rFonts w:ascii="Roboto Mono" w:cs="Roboto Mono" w:eastAsia="Roboto Mono" w:hAnsi="Roboto Mono"/>
+          <w:color w:val="188038"/>
+          <w:rtl w:val="0"/>
+        </w:rPr>
+        <w:t xml:space="preserve">.noche</w:t>
+      </w:r>
+      <w:r>
+        <w:rPr>
+          <w:rtl w:val="0"/>
+        </w:rPr>
+        <w:t xml:space="preserve"> que tenga fondo negro y letras blancas. Haz un botón que, al pulsarlo, le ponga la clase </w:t>
+      </w:r>
+      <w:r>
+        <w:rPr>
+          <w:rFonts w:ascii="Roboto Mono" w:cs="Roboto Mono" w:eastAsia="Roboto Mono" w:hAnsi="Roboto Mono"/>
+          <w:color w:val="188038"/>
+          <w:rtl w:val="0"/>
+        </w:rPr>
+        <w:t xml:space="preserve">.noche</w:t>
+      </w:r>
+      <w:r>
+        <w:rPr>
+          <w:rtl w:val="0"/>
+        </w:rPr>
+        <w:t xml:space="preserve"> a la página, y si lo vuelves a pulsar, se la quite. ¡Como apagar y prender la luz!</w:t>
+      </w:r>
+    </w:p>
+    <w:p>
+      <w:pPr>
+        <w:numPr>
+          <w:ilvl w:val="1"/>
+          <w:numId w:val="5"/>
+        </w:numPr>
+        <w:spacing w:after="0" w:afterAutospacing="0" w:before="0" w:beforeAutospacing="0" w:lineRule="auto"/>
+        <w:ind w:left="1440" w:hanging="360"/>
+      </w:pPr>
+      <w:r>
+        <w:rPr>
+          <w:b w:val="1"/>
+          <w:bCs w:val="1"/>
+          <w:rtl w:val="0"/>
+        </w:rPr>
+        <w:t xml:space="preserve">Pista de detective:</w:t>
+      </w:r>
+      <w:r>
+        <w:rPr>
+          <w:rtl w:val="0"/>
+        </w:rPr>
+        <w:t xml:space="preserve"> Como aún no sabemos enseñarle a la computadora a decidir ("si está prendido, apágalo"), JavaScript tiene una palabra mágica que significa "alternar". Investiga sobre </w:t>
+      </w:r>
+      <w:r>
+        <w:rPr>
+          <w:rFonts w:ascii="Roboto Mono" w:cs="Roboto Mono" w:eastAsia="Roboto Mono" w:hAnsi="Roboto Mono"/>
+          <w:color w:val="188038"/>
+          <w:rtl w:val="0"/>
+        </w:rPr>
+        <w:t xml:space="preserve">classList.toggle()</w:t>
+      </w:r>
+      <w:r>
+        <w:rPr>
+          <w:rtl w:val="0"/>
+        </w:rPr>
+        <w:t xml:space="preserve">... ¡Hace todo el trabajo pesado de poner y quitar la clase por ti!</w:t>
+      </w:r>
+    </w:p>
+    <w:p>
+      <w:pPr>
+        <w:numPr>
+          <w:ilvl w:val="0"/>
+          <w:numId w:val="5"/>
+        </w:numPr>
+        <w:spacing w:after="0" w:afterAutospacing="0" w:before="0" w:beforeAutospacing="0" w:lineRule="auto"/>
+        <w:ind w:left="720" w:hanging="360"/>
+      </w:pPr>
+      <w:r>
+        <w:rPr>
+          <w:b w:val="1"/>
+          <w:bCs w:val="1"/>
+          <w:rtl w:val="0"/>
+        </w:rPr>
+        <w:t xml:space="preserve">Misión: La carta secreta que aparece lentamente.</w:t>
+      </w:r>
+    </w:p>
+    <w:p>
+      <w:pPr>
+        <w:numPr>
+          <w:ilvl w:val="1"/>
+          <w:numId w:val="5"/>
+        </w:numPr>
+        <w:spacing w:after="0" w:afterAutospacing="0" w:before="0" w:beforeAutospacing="0" w:lineRule="auto"/>
+        <w:ind w:left="1440" w:hanging="360"/>
+      </w:pPr>
+      <w:r>
+        <w:rPr>
+          <w:b w:val="1"/>
+          <w:bCs w:val="1"/>
+          <w:rtl w:val="0"/>
+        </w:rPr>
+        <w:t xml:space="preserve">El Reto:</w:t>
+      </w:r>
+      <w:r>
+        <w:rPr>
+          <w:rtl w:val="0"/>
+        </w:rPr>
+        <w:t xml:space="preserve"> Crea una caja (</w:t>
+      </w:r>
+      <w:r>
+        <w:rPr>
+          <w:rFonts w:ascii="Roboto Mono" w:cs="Roboto Mono" w:eastAsia="Roboto Mono" w:hAnsi="Roboto Mono"/>
+          <w:color w:val="188038"/>
+          <w:rtl w:val="0"/>
+        </w:rPr>
+        <w:t xml:space="preserve">div</w:t>
+      </w:r>
+      <w:r>
+        <w:rPr>
+          <w:rtl w:val="0"/>
+        </w:rPr>
+        <w:t xml:space="preserve">) en HTML con un mensaje secreto. En CSS, haz que sea invisible (pero que siga ocupando su espacio) y ponle un efecto para que los cambios tarden 2 segundos en ocurrir. Con JS, haz que un botón la vuelva completamente visible.</w:t>
+      </w:r>
+    </w:p>
+    <w:p>
+      <w:pPr>
+        <w:numPr>
+          <w:ilvl w:val="1"/>
+          <w:numId w:val="5"/>
+        </w:numPr>
+        <w:spacing w:after="0" w:afterAutospacing="0" w:before="0" w:beforeAutospacing="0" w:lineRule="auto"/>
+        <w:ind w:left="1440" w:hanging="360"/>
+      </w:pPr>
+      <w:r>
+        <w:rPr>
+          <w:b w:val="1"/>
+          <w:bCs w:val="1"/>
+          <w:rtl w:val="0"/>
+        </w:rPr>
+        <w:t xml:space="preserve">Pista de detective:</w:t>
+      </w:r>
+      <w:r>
+        <w:rPr>
+          <w:rtl w:val="0"/>
+        </w:rPr>
+        <w:t xml:space="preserve"> Para CSS, investiga la propiedad </w:t>
+      </w:r>
+      <w:r>
+        <w:rPr>
+          <w:rFonts w:ascii="Roboto Mono" w:cs="Roboto Mono" w:eastAsia="Roboto Mono" w:hAnsi="Roboto Mono"/>
+          <w:color w:val="188038"/>
+          <w:rtl w:val="0"/>
+        </w:rPr>
+        <w:t xml:space="preserve">opacity</w:t>
+      </w:r>
+      <w:r>
+        <w:rPr>
+          <w:rtl w:val="0"/>
+        </w:rPr>
+        <w:t xml:space="preserve"> (opacidad) y ponla en </w:t>
+      </w:r>
+      <w:r>
+        <w:rPr>
+          <w:rFonts w:ascii="Roboto Mono" w:cs="Roboto Mono" w:eastAsia="Roboto Mono" w:hAnsi="Roboto Mono"/>
+          <w:color w:val="188038"/>
+          <w:rtl w:val="0"/>
+        </w:rPr>
+        <w:t xml:space="preserve">0</w:t>
+      </w:r>
+      <w:r>
+        <w:rPr>
+          <w:rtl w:val="0"/>
+        </w:rPr>
+        <w:t xml:space="preserve">. Para que sea lento y mágico, busca en CSS la propiedad </w:t>
+      </w:r>
+      <w:r>
+        <w:rPr>
+          <w:rFonts w:ascii="Roboto Mono" w:cs="Roboto Mono" w:eastAsia="Roboto Mono" w:hAnsi="Roboto Mono"/>
+          <w:color w:val="188038"/>
+          <w:rtl w:val="0"/>
+        </w:rPr>
+        <w:t xml:space="preserve">transition</w:t>
+      </w:r>
+      <w:r>
+        <w:rPr>
+          <w:rtl w:val="0"/>
+        </w:rPr>
+        <w:t xml:space="preserve">. En JS, solo tienes que cambiarle la opacidad a </w:t>
+      </w:r>
+      <w:r>
+        <w:rPr>
+          <w:rFonts w:ascii="Roboto Mono" w:cs="Roboto Mono" w:eastAsia="Roboto Mono" w:hAnsi="Roboto Mono"/>
+          <w:color w:val="188038"/>
+          <w:rtl w:val="0"/>
+        </w:rPr>
+        <w:t xml:space="preserve">1</w:t>
+      </w:r>
+      <w:r>
+        <w:rPr>
+          <w:rtl w:val="0"/>
+        </w:rPr>
+        <w:t xml:space="preserve"> usando la Fórmula de Asignación (</w:t>
+      </w:r>
+      <w:r>
+        <w:rPr>
+          <w:rFonts w:ascii="Roboto Mono" w:cs="Roboto Mono" w:eastAsia="Roboto Mono" w:hAnsi="Roboto Mono"/>
+          <w:color w:val="188038"/>
+          <w:rtl w:val="0"/>
+        </w:rPr>
+        <w:t xml:space="preserve">style</w:t>
+      </w:r>
+      <w:r>
+        <w:rPr>
+          <w:rtl w:val="0"/>
+        </w:rPr>
+        <w:t xml:space="preserve">).</w:t>
+      </w:r>
+    </w:p>
+    <w:p>
+      <w:pPr>
+        <w:numPr>
+          <w:ilvl w:val="0"/>
+          <w:numId w:val="5"/>
+        </w:numPr>
+        <w:spacing w:after="0" w:afterAutospacing="0" w:before="0" w:beforeAutospacing="0" w:lineRule="auto"/>
+        <w:ind w:left="720" w:hanging="360"/>
+      </w:pPr>
+      <w:r>
+        <w:rPr>
+          <w:b w:val="1"/>
+          <w:bCs w:val="1"/>
+          <w:rtl w:val="0"/>
+        </w:rPr>
+        <w:t xml:space="preserve">Misión: El probador de disfraces.</w:t>
+      </w:r>
+    </w:p>
+    <w:p>
+      <w:pPr>
+        <w:numPr>
+          <w:ilvl w:val="1"/>
+          <w:numId w:val="5"/>
+        </w:numPr>
+        <w:spacing w:after="0" w:afterAutospacing="0" w:before="0" w:beforeAutospacing="0" w:lineRule="auto"/>
+        <w:ind w:left="1440" w:hanging="360"/>
+      </w:pPr>
+      <w:r>
+        <w:rPr>
+          <w:b w:val="1"/>
+          <w:bCs w:val="1"/>
+          <w:rtl w:val="0"/>
+        </w:rPr>
+        <w:t xml:space="preserve">El Reto:</w:t>
+      </w:r>
+      <w:r>
+        <w:rPr>
+          <w:rtl w:val="0"/>
+        </w:rPr>
+        <w:t xml:space="preserve"> Dibuja un cuadrado en tu HTML (será tu personaje). Crea 3 botones: "Fuego", "Hielo" y "Bosque". En tu CSS, prepara tres clases diferentes (ej: </w:t>
+      </w:r>
+      <w:r>
+        <w:rPr>
+          <w:rFonts w:ascii="Roboto Mono" w:cs="Roboto Mono" w:eastAsia="Roboto Mono" w:hAnsi="Roboto Mono"/>
+          <w:color w:val="188038"/>
+          <w:rtl w:val="0"/>
+        </w:rPr>
+        <w:t xml:space="preserve">.fuego</w:t>
+      </w:r>
+      <w:r>
+        <w:rPr>
+          <w:rtl w:val="0"/>
+        </w:rPr>
+        <w:t xml:space="preserve"> con fondo rojo y bordes naranjas, </w:t>
+      </w:r>
+      <w:r>
+        <w:rPr>
+          <w:rFonts w:ascii="Roboto Mono" w:cs="Roboto Mono" w:eastAsia="Roboto Mono" w:hAnsi="Roboto Mono"/>
+          <w:color w:val="188038"/>
+          <w:rtl w:val="0"/>
+        </w:rPr>
+        <w:t xml:space="preserve">.hielo</w:t>
+      </w:r>
+      <w:r>
+        <w:rPr>
+          <w:rtl w:val="0"/>
+        </w:rPr>
+        <w:t xml:space="preserve"> celeste y redondo...). Con JS, haz que cada botón le asigne su disfraz (clase) correspondiente al personaje.</w:t>
+      </w:r>
+    </w:p>
+    <w:p>
+      <w:pPr>
+        <w:numPr>
+          <w:ilvl w:val="1"/>
+          <w:numId w:val="5"/>
+        </w:numPr>
+        <w:spacing w:after="0" w:afterAutospacing="0" w:before="0" w:beforeAutospacing="0" w:lineRule="auto"/>
+        <w:ind w:left="1440" w:hanging="360"/>
+      </w:pPr>
+      <w:r>
+        <w:rPr>
+          <w:b w:val="1"/>
+          <w:bCs w:val="1"/>
+          <w:rtl w:val="0"/>
+        </w:rPr>
+        <w:t xml:space="preserve">Pista de detective:</w:t>
+      </w:r>
+      <w:r>
+        <w:rPr>
+          <w:rtl w:val="0"/>
+        </w:rPr>
+        <w:t xml:space="preserve"> Recuerda tener tu archivo </w:t>
+      </w:r>
+      <w:r>
+        <w:rPr>
+          <w:rFonts w:ascii="Roboto Mono" w:cs="Roboto Mono" w:eastAsia="Roboto Mono" w:hAnsi="Roboto Mono"/>
+          <w:color w:val="188038"/>
+          <w:rtl w:val="0"/>
+        </w:rPr>
+        <w:t xml:space="preserve">.css</w:t>
+      </w:r>
+      <w:r>
+        <w:rPr>
+          <w:rtl w:val="0"/>
+        </w:rPr>
+        <w:t xml:space="preserve"> bien conectado en el </w:t>
+      </w:r>
+      <w:r>
+        <w:rPr>
+          <w:rFonts w:ascii="Roboto Mono" w:cs="Roboto Mono" w:eastAsia="Roboto Mono" w:hAnsi="Roboto Mono"/>
+          <w:color w:val="188038"/>
+          <w:rtl w:val="0"/>
+        </w:rPr>
+        <w:t xml:space="preserve">&lt;head&gt;</w:t>
+      </w:r>
+      <w:r>
+        <w:rPr>
+          <w:rtl w:val="0"/>
+        </w:rPr>
+        <w:t xml:space="preserve">. Luego, en JS, atrapa tu personaje y usa </w:t>
+      </w:r>
+      <w:r>
+        <w:rPr>
+          <w:rFonts w:ascii="Roboto Mono" w:cs="Roboto Mono" w:eastAsia="Roboto Mono" w:hAnsi="Roboto Mono"/>
+          <w:color w:val="188038"/>
+          <w:rtl w:val="0"/>
+        </w:rPr>
+        <w:t xml:space="preserve">className</w:t>
+      </w:r>
+      <w:r>
+        <w:rPr>
+          <w:rtl w:val="0"/>
+        </w:rPr>
+        <w:t xml:space="preserve"> para cambiarle el traje completo de golpe.</w:t>
+      </w:r>
+    </w:p>
+    <w:p>
+      <w:pPr>
+        <w:numPr>
+          <w:ilvl w:val="0"/>
+          <w:numId w:val="5"/>
+        </w:numPr>
+        <w:spacing w:after="0" w:afterAutospacing="0" w:before="0" w:beforeAutospacing="0" w:lineRule="auto"/>
+        <w:ind w:left="720" w:hanging="360"/>
+      </w:pPr>
+      <w:r>
+        <w:rPr>
+          <w:b w:val="1"/>
+          <w:bCs w:val="1"/>
+          <w:rtl w:val="0"/>
+        </w:rPr>
+        <w:t xml:space="preserve">Misión: La paleta del pintor.</w:t>
+      </w:r>
+    </w:p>
+    <w:p>
+      <w:pPr>
+        <w:numPr>
+          <w:ilvl w:val="1"/>
+          <w:numId w:val="5"/>
+        </w:numPr>
+        <w:spacing w:after="0" w:afterAutospacing="0" w:before="0" w:beforeAutospacing="0" w:lineRule="auto"/>
+        <w:ind w:left="1440" w:hanging="360"/>
+      </w:pPr>
+      <w:r>
+        <w:rPr>
+          <w:b w:val="1"/>
+          <w:bCs w:val="1"/>
+          <w:rtl w:val="0"/>
+        </w:rPr>
+        <w:t xml:space="preserve">El Reto:</w:t>
+      </w:r>
+      <w:r>
+        <w:rPr>
+          <w:rtl w:val="0"/>
+        </w:rPr>
+        <w:t xml:space="preserve"> En HTML existe una etiqueta especial para elegir colores. Ponla en tu página junto con una caja grande y vacía (un </w:t>
+      </w:r>
+      <w:r>
+        <w:rPr>
+          <w:rFonts w:ascii="Roboto Mono" w:cs="Roboto Mono" w:eastAsia="Roboto Mono" w:hAnsi="Roboto Mono"/>
+          <w:color w:val="188038"/>
+          <w:rtl w:val="0"/>
+        </w:rPr>
+        <w:t xml:space="preserve">div</w:t>
+      </w:r>
+      <w:r>
+        <w:rPr>
+          <w:rtl w:val="0"/>
+        </w:rPr>
+        <w:t xml:space="preserve"> que será tu lienzo). Cada vez que elijas un color nuevo, la caja grande debe pintarse de ese color.</w:t>
+      </w:r>
+    </w:p>
+    <w:p>
+      <w:pPr>
+        <w:numPr>
+          <w:ilvl w:val="1"/>
+          <w:numId w:val="5"/>
+        </w:numPr>
+        <w:spacing w:after="0" w:afterAutospacing="0" w:before="0" w:beforeAutospacing="0" w:lineRule="auto"/>
+        <w:ind w:left="1440" w:hanging="360"/>
+      </w:pPr>
+      <w:r>
+        <w:rPr>
+          <w:b w:val="1"/>
+          <w:bCs w:val="1"/>
+          <w:rtl w:val="0"/>
+        </w:rPr>
+        <w:t xml:space="preserve">Pista de detective:</w:t>
+      </w:r>
+      <w:r>
+        <w:rPr>
+          <w:rtl w:val="0"/>
+        </w:rPr>
+        <w:t xml:space="preserve"> Para el HTML, busca </w:t>
+      </w:r>
+      <w:r>
+        <w:rPr>
+          <w:rFonts w:ascii="Roboto Mono" w:cs="Roboto Mono" w:eastAsia="Roboto Mono" w:hAnsi="Roboto Mono"/>
+          <w:color w:val="188038"/>
+          <w:rtl w:val="0"/>
+        </w:rPr>
+        <w:t xml:space="preserve">&lt;input type="color"&gt;</w:t>
+      </w:r>
+      <w:r>
+        <w:rPr>
+          <w:rtl w:val="0"/>
+        </w:rPr>
+        <w:t xml:space="preserve">. Para el JS, recuerda que las cajas de input guardan su información en una propiedad llamada </w:t>
+      </w:r>
+      <w:r>
+        <w:rPr>
+          <w:rFonts w:ascii="Roboto Mono" w:cs="Roboto Mono" w:eastAsia="Roboto Mono" w:hAnsi="Roboto Mono"/>
+          <w:color w:val="188038"/>
+          <w:rtl w:val="0"/>
+        </w:rPr>
+        <w:t xml:space="preserve">value</w:t>
+      </w:r>
+      <w:r>
+        <w:rPr>
+          <w:rtl w:val="0"/>
+        </w:rPr>
+        <w:t xml:space="preserve">. ¡Usa un evento diferente al clic (busca el evento </w:t>
+      </w:r>
+      <w:r>
+        <w:rPr>
+          <w:rFonts w:ascii="Roboto Mono" w:cs="Roboto Mono" w:eastAsia="Roboto Mono" w:hAnsi="Roboto Mono"/>
+          <w:color w:val="188038"/>
+          <w:rtl w:val="0"/>
+        </w:rPr>
+        <w:t xml:space="preserve">input</w:t>
+      </w:r>
+      <w:r>
+        <w:rPr>
+          <w:rtl w:val="0"/>
+        </w:rPr>
+        <w:t xml:space="preserve"> o </w:t>
+      </w:r>
+      <w:r>
+        <w:rPr>
+          <w:rFonts w:ascii="Roboto Mono" w:cs="Roboto Mono" w:eastAsia="Roboto Mono" w:hAnsi="Roboto Mono"/>
+          <w:color w:val="188038"/>
+          <w:rtl w:val="0"/>
+        </w:rPr>
+        <w:t xml:space="preserve">change</w:t>
+      </w:r>
+      <w:r>
+        <w:rPr>
+          <w:rtl w:val="0"/>
+        </w:rPr>
+        <w:t xml:space="preserve">) para robar ese color y ponérselo al fondo de tu caja!</w:t>
+      </w:r>
+    </w:p>
+    <w:p>
+      <w:pPr>
+        <w:numPr>
+          <w:ilvl w:val="0"/>
+          <w:numId w:val="5"/>
+        </w:numPr>
+        <w:spacing w:after="0" w:afterAutospacing="0" w:before="0" w:beforeAutospacing="0" w:lineRule="auto"/>
+        <w:ind w:left="720" w:hanging="360"/>
+      </w:pPr>
+      <w:r>
+        <w:rPr>
+          <w:b w:val="1"/>
+          <w:bCs w:val="1"/>
+          <w:rtl w:val="0"/>
+        </w:rPr>
+        <w:t xml:space="preserve">Misión: La caja que huye de ti.</w:t>
+      </w:r>
+    </w:p>
+    <w:p>
+      <w:pPr>
+        <w:numPr>
+          <w:ilvl w:val="1"/>
+          <w:numId w:val="5"/>
+        </w:numPr>
+        <w:spacing w:after="0" w:afterAutospacing="0" w:before="0" w:beforeAutospacing="0" w:lineRule="auto"/>
+        <w:ind w:left="1440" w:hanging="360"/>
+      </w:pPr>
+      <w:r>
+        <w:rPr>
+          <w:b w:val="1"/>
+          <w:bCs w:val="1"/>
+          <w:rtl w:val="0"/>
+        </w:rPr>
+        <w:t xml:space="preserve">El Reto:</w:t>
+      </w:r>
+      <w:r>
+        <w:rPr>
+          <w:rtl w:val="0"/>
+        </w:rPr>
+        <w:t xml:space="preserve"> Crea un botón muy bonito usando CSS (bordes redondeados, sombra, un color llamativo). En JS, haz que cuando el ratón pase por encima del botón (sin hacer clic), el botón cambie mágicamente a una posición distinta de la pantalla para que no lo puedan atrapar.</w:t>
+      </w:r>
+    </w:p>
+    <w:p>
+      <w:pPr>
+        <w:numPr>
+          <w:ilvl w:val="1"/>
+          <w:numId w:val="5"/>
+        </w:numPr>
+        <w:spacing w:after="240" w:before="0" w:beforeAutospacing="0" w:lineRule="auto"/>
+        <w:ind w:left="1440" w:hanging="360"/>
+      </w:pPr>
+      <w:r>
+        <w:rPr>
+          <w:b w:val="1"/>
+          <w:bCs w:val="1"/>
+          <w:rtl w:val="0"/>
+        </w:rPr>
+        <w:t xml:space="preserve">Pista de detective:</w:t>
+      </w:r>
+      <w:r>
+        <w:rPr>
+          <w:rtl w:val="0"/>
+        </w:rPr>
+        <w:t xml:space="preserve"> En CSS, ponle al botón </w:t>
+      </w:r>
+      <w:r>
+        <w:rPr>
+          <w:rFonts w:ascii="Roboto Mono" w:cs="Roboto Mono" w:eastAsia="Roboto Mono" w:hAnsi="Roboto Mono"/>
+          <w:color w:val="188038"/>
+          <w:rtl w:val="0"/>
+        </w:rPr>
+        <w:t xml:space="preserve">position: absolute</w:t>
+      </w:r>
+      <w:r>
+        <w:rPr>
+          <w:rtl w:val="0"/>
+        </w:rPr>
+        <w:t xml:space="preserve"> para que pueda volar libre por la pantalla. En JS, cuando ocurra el evento del ratón encima, asígnale valores nuevos de distancia a </w:t>
+      </w:r>
+      <w:r>
+        <w:rPr>
+          <w:rFonts w:ascii="Roboto Mono" w:cs="Roboto Mono" w:eastAsia="Roboto Mono" w:hAnsi="Roboto Mono"/>
+          <w:color w:val="188038"/>
+          <w:rtl w:val="0"/>
+        </w:rPr>
+        <w:t xml:space="preserve">style.top</w:t>
+      </w:r>
+      <w:r>
+        <w:rPr>
+          <w:rtl w:val="0"/>
+        </w:rPr>
+        <w:t xml:space="preserve"> y </w:t>
+      </w:r>
+      <w:r>
+        <w:rPr>
+          <w:rFonts w:ascii="Roboto Mono" w:cs="Roboto Mono" w:eastAsia="Roboto Mono" w:hAnsi="Roboto Mono"/>
+          <w:color w:val="188038"/>
+          <w:rtl w:val="0"/>
+        </w:rPr>
+        <w:t xml:space="preserve">style.left</w:t>
+      </w:r>
+      <w:r>
+        <w:rPr>
+          <w:rtl w:val="0"/>
+        </w:rPr>
+        <w:t xml:space="preserve"> (por ejemplo: </w:t>
+      </w:r>
+      <w:r>
+        <w:rPr>
+          <w:rFonts w:ascii="Roboto Mono" w:cs="Roboto Mono" w:eastAsia="Roboto Mono" w:hAnsi="Roboto Mono"/>
+          <w:color w:val="188038"/>
+          <w:rtl w:val="0"/>
+        </w:rPr>
+        <w:t xml:space="preserve">"200px"</w:t>
+      </w:r>
+      <w:r>
+        <w:rPr>
+          <w:rtl w:val="0"/>
+        </w:rPr>
+        <w:t xml:space="preserve">). ¡Tratarán de darle clic y se moverá!</w:t>
       </w:r>
     </w:p>
     <w:p>
@@ -2413,6 +3106,116 @@
       </w:rPr>
     </w:lvl>
   </w:abstractNum>
+  <w:abstractNum w:abstractNumId="5">
+    <w:lvl w:ilvl="0">
+      <w:start w:val="21"/>
+      <w:numFmt w:val="decimal"/>
+      <w:lvlText w:val="%1."/>
+      <w:lvlJc w:val="left"/>
+      <w:pPr>
+        <w:ind w:left="720" w:hanging="360"/>
+      </w:pPr>
+      <w:rPr>
+        <w:u w:val="none"/>
+      </w:rPr>
+    </w:lvl>
+    <w:lvl w:ilvl="1">
+      <w:start w:val="1"/>
+      <w:numFmt w:val="bullet"/>
+      <w:lvlText w:val="○"/>
+      <w:lvlJc w:val="left"/>
+      <w:pPr>
+        <w:ind w:left="1440" w:hanging="360"/>
+      </w:pPr>
+      <w:rPr>
+        <w:u w:val="none"/>
+      </w:rPr>
+    </w:lvl>
+    <w:lvl w:ilvl="2">
+      <w:start w:val="1"/>
+      <w:numFmt w:val="lowerRoman"/>
+      <w:lvlText w:val="%3."/>
+      <w:lvlJc w:val="left"/>
+      <w:pPr>
+        <w:ind w:left="2160" w:hanging="360"/>
+      </w:pPr>
+      <w:rPr>
+        <w:u w:val="none"/>
+      </w:rPr>
+    </w:lvl>
+    <w:lvl w:ilvl="3">
+      <w:start w:val="1"/>
+      <w:numFmt w:val="decimal"/>
+      <w:lvlText w:val="%4."/>
+      <w:lvlJc w:val="left"/>
+      <w:pPr>
+        <w:ind w:left="2880" w:hanging="360"/>
+      </w:pPr>
+      <w:rPr>
+        <w:u w:val="none"/>
+      </w:rPr>
+    </w:lvl>
+    <w:lvl w:ilvl="4">
+      <w:start w:val="1"/>
+      <w:numFmt w:val="lowerLetter"/>
+      <w:lvlText w:val="%5."/>
+      <w:lvlJc w:val="left"/>
+      <w:pPr>
+        <w:ind w:left="3600" w:hanging="360"/>
+      </w:pPr>
+      <w:rPr>
+        <w:u w:val="none"/>
+      </w:rPr>
+    </w:lvl>
+    <w:lvl w:ilvl="5">
+      <w:start w:val="1"/>
+      <w:numFmt w:val="lowerRoman"/>
+      <w:lvlText w:val="%6."/>
+      <w:lvlJc w:val="left"/>
+      <w:pPr>
+        <w:ind w:left="4320" w:hanging="360"/>
+      </w:pPr>
+      <w:rPr>
+        <w:u w:val="none"/>
+      </w:rPr>
+    </w:lvl>
+    <w:lvl w:ilvl="6">
+      <w:start w:val="1"/>
+      <w:numFmt w:val="decimal"/>
+      <w:lvlText w:val="%7."/>
+      <w:lvlJc w:val="left"/>
+      <w:pPr>
+        <w:ind w:left="5040" w:hanging="360"/>
+      </w:pPr>
+      <w:rPr>
+        <w:u w:val="none"/>
+      </w:rPr>
+    </w:lvl>
+    <w:lvl w:ilvl="7">
+      <w:start w:val="1"/>
+      <w:numFmt w:val="lowerLetter"/>
+      <w:lvlText w:val="%8."/>
+      <w:lvlJc w:val="left"/>
+      <w:pPr>
+        <w:ind w:left="5760" w:hanging="360"/>
+      </w:pPr>
+      <w:rPr>
+        <w:u w:val="none"/>
+      </w:rPr>
+    </w:lvl>
+    <w:lvl w:ilvl="8">
+      <w:start w:val="1"/>
+      <w:numFmt w:val="lowerRoman"/>
+      <w:lvlText w:val="%9."/>
+      <w:lvlJc w:val="left"/>
+      <w:pPr>
+        <w:ind w:left="6480" w:hanging="360"/>
+      </w:pPr>
+      <w:rPr>
+        <w:u w:val="none"/>
+      </w:rPr>
+    </w:lvl>
+  </w:abstractNum>
   <w:num w:numId="1">
     <w:abstractNumId w:val="1"/>
   </w:num>
@@ -2424,6 +3227,9 @@
   </w:num>
   <w:num w:numId="4">
     <w:abstractNumId w:val="4"/>
+  </w:num>
+  <w:num w:numId="5">
+    <w:abstractNumId w:val="5"/>
   </w:num>
 </w:numbering>
 </file>
